--- a/fuentes/212500_M4_CF03_DU.docx
+++ b/fuentes/212500_M4_CF03_DU.docx
@@ -6034,7 +6034,7 @@
         <w:rPr>
           <w:lang w:eastAsia="es-CO"/>
         </w:rPr>
-        <w:t>Optimizar el uso de los recursos naturales.</w:t>
+        <w:t>La planificación sostenible.</w:t>
       </w:r>
     </w:p>
     <w:p>
@@ -6052,7 +6052,7 @@
         <w:rPr>
           <w:lang w:eastAsia="es-CO"/>
         </w:rPr>
-        <w:t>Disminuir la contaminación.</w:t>
+        <w:t>La responsabilidad empresarial.</w:t>
       </w:r>
     </w:p>
     <w:p>
@@ -6063,8 +6063,6 @@
           <w:numId w:val="321"/>
         </w:numPr>
         <w:rPr>
-          <w:b/>
-          <w:bCs/>
           <w:lang w:eastAsia="es-CO"/>
         </w:rPr>
       </w:pPr>
@@ -6072,7 +6070,7 @@
         <w:rPr>
           <w:lang w:eastAsia="es-CO"/>
         </w:rPr>
-        <w:t>Mejorar la calidad ambiental en los entornos laborales y sociales.</w:t>
+        <w:t>El cumplimiento de la normativa ambiental vigente.</w:t>
       </w:r>
     </w:p>
     <w:p>
@@ -6712,6 +6710,11 @@
       </w:r>
     </w:p>
     <w:p>
+      <w:pPr>
+        <w:rPr>
+          <w:lang w:val="en-US"/>
+        </w:rPr>
+      </w:pPr>
       <w:r>
         <w:t>Autoridad Nacional de Licencias Ambientales – ANLA. (2020). </w:t>
       </w:r>
@@ -6723,7 +6726,13 @@
         <w:t>Guía para la gestión y trámite de licencias ambientales en Colombia</w:t>
       </w:r>
       <w:r>
-        <w:t>. Bogotá, Colombia.</w:t>
+        <w:t xml:space="preserve">. </w:t>
+      </w:r>
+      <w:r>
+        <w:rPr>
+          <w:lang w:val="en-US"/>
+        </w:rPr>
+        <w:t>Bogotá, Colombia.</w:t>
       </w:r>
     </w:p>
     <w:p>
@@ -7653,10 +7662,7 @@
               <w:pStyle w:val="TextoTablas"/>
             </w:pPr>
             <w:r>
-              <w:t xml:space="preserve">Leyson Fabian Castaño </w:t>
-            </w:r>
-            <w:r>
-              <w:t>Pérez</w:t>
+              <w:t>Leyson Fabian Castaño Pérez</w:t>
             </w:r>
           </w:p>
         </w:tc>
@@ -47282,6 +47288,19 @@
 </file>
 
 <file path=customXml/item1.xml><?xml version="1.0" encoding="utf-8"?>
+<?mso-contentType ?>
+<FormTemplates xmlns="http://schemas.microsoft.com/sharepoint/v3/contenttype/forms">
+  <Display>DocumentLibraryForm</Display>
+  <Edit>DocumentLibraryForm</Edit>
+  <New>DocumentLibraryForm</New>
+</FormTemplates>
+</file>
+
+<file path=customXml/item2.xml><?xml version="1.0" encoding="utf-8"?>
+<b:Sources xmlns:b="http://schemas.openxmlformats.org/officeDocument/2006/bibliography" xmlns="http://schemas.openxmlformats.org/officeDocument/2006/bibliography" SelectedStyle="\APASixthEditionOfficeOnline.xsl" StyleName="APA" Version="6"/>
+</file>
+
+<file path=customXml/item3.xml><?xml version="1.0" encoding="utf-8"?>
 <p:properties xmlns:p="http://schemas.microsoft.com/office/2006/metadata/properties" xmlns:xsi="http://www.w3.org/2001/XMLSchema-instance" xmlns:pc="http://schemas.microsoft.com/office/infopath/2007/PartnerControls">
   <documentManagement>
     <TaxCatchAll xmlns="b250f519-6473-4480-8c44-6ee3a3a530c3" xsi:nil="true"/>
@@ -47290,19 +47309,6 @@
     </lcf76f155ced4ddcb4097134ff3c332f>
   </documentManagement>
 </p:properties>
-</file>
-
-<file path=customXml/item2.xml><?xml version="1.0" encoding="utf-8"?>
-<b:Sources xmlns:b="http://schemas.openxmlformats.org/officeDocument/2006/bibliography" xmlns="http://schemas.openxmlformats.org/officeDocument/2006/bibliography" SelectedStyle="\APASixthEditionOfficeOnline.xsl" StyleName="APA" Version="6"/>
-</file>
-
-<file path=customXml/item3.xml><?xml version="1.0" encoding="utf-8"?>
-<?mso-contentType ?>
-<FormTemplates xmlns="http://schemas.microsoft.com/sharepoint/v3/contenttype/forms">
-  <Display>DocumentLibraryForm</Display>
-  <Edit>DocumentLibraryForm</Edit>
-  <New>DocumentLibraryForm</New>
-</FormTemplates>
 </file>
 
 <file path=customXml/item4.xml><?xml version="1.0" encoding="utf-8"?>
@@ -47507,12 +47513,9 @@
 </file>
 
 <file path=customXml/itemProps1.xml><?xml version="1.0" encoding="utf-8"?>
-<ds:datastoreItem xmlns:ds="http://schemas.openxmlformats.org/officeDocument/2006/customXml" ds:itemID="{1279454D-02BE-4A9C-A117-DCD1573E2608}">
+<ds:datastoreItem xmlns:ds="http://schemas.openxmlformats.org/officeDocument/2006/customXml" ds:itemID="{10663269-2064-4804-8290-36D4A57F5557}">
   <ds:schemaRefs>
-    <ds:schemaRef ds:uri="http://schemas.microsoft.com/office/2006/metadata/properties"/>
-    <ds:schemaRef ds:uri="http://schemas.microsoft.com/office/infopath/2007/PartnerControls"/>
-    <ds:schemaRef ds:uri="cb45339b-ced9-4d0d-8f64-77573914d53b"/>
-    <ds:schemaRef ds:uri="43a3ca16-9c26-4813-b83f-4aec9927b43f"/>
+    <ds:schemaRef ds:uri="http://schemas.microsoft.com/sharepoint/v3/contenttype/forms"/>
   </ds:schemaRefs>
 </ds:datastoreItem>
 </file>
@@ -47526,13 +47529,16 @@
 </file>
 
 <file path=customXml/itemProps3.xml><?xml version="1.0" encoding="utf-8"?>
-<ds:datastoreItem xmlns:ds="http://schemas.openxmlformats.org/officeDocument/2006/customXml" ds:itemID="{10663269-2064-4804-8290-36D4A57F5557}">
+<ds:datastoreItem xmlns:ds="http://schemas.openxmlformats.org/officeDocument/2006/customXml" ds:itemID="{1279454D-02BE-4A9C-A117-DCD1573E2608}">
   <ds:schemaRefs>
-    <ds:schemaRef ds:uri="http://schemas.microsoft.com/sharepoint/v3/contenttype/forms"/>
+    <ds:schemaRef ds:uri="http://schemas.microsoft.com/office/2006/metadata/properties"/>
+    <ds:schemaRef ds:uri="http://schemas.microsoft.com/office/infopath/2007/PartnerControls"/>
+    <ds:schemaRef ds:uri="cb45339b-ced9-4d0d-8f64-77573914d53b"/>
+    <ds:schemaRef ds:uri="43a3ca16-9c26-4813-b83f-4aec9927b43f"/>
   </ds:schemaRefs>
 </ds:datastoreItem>
 </file>
 
 <file path=customXml/itemProps4.xml><?xml version="1.0" encoding="utf-8"?>
-<ds:datastoreItem xmlns:ds="http://schemas.openxmlformats.org/officeDocument/2006/customXml" ds:itemID="{5ABA9618-1736-4AA8-AE6E-88CEC1638801}"/>
+<ds:datastoreItem xmlns:ds="http://schemas.openxmlformats.org/officeDocument/2006/customXml" ds:itemID="{64523C1E-DB84-44F4-86A6-CEB19376FCD7}"/>
 </file>